--- a/Dataset/generated_documents/inspection/INS_EVT-031.docx
+++ b/Dataset/generated_documents/inspection/INS_EVT-031.docx
@@ -37,7 +37,7 @@
           <w:b/>
           <w:sz w:val="32"/>
         </w:rPr>
-        <w:t>Routine Inspection Report</w:t>
+        <w:t>Preventive Inspection Report</w:t>
       </w:r>
     </w:p>
     <w:p/>
@@ -77,7 +77,7 @@
           </w:tcPr>
           <w:p>
             <w:r>
-              <w:t>018831F1</w:t>
+              <w:t>52A8978E</w:t>
             </w:r>
           </w:p>
         </w:tc>
@@ -209,7 +209,7 @@
           </w:tcPr>
           <w:p>
             <w:r>
-              <w:t>14-Jul-2026 22:50</w:t>
+              <w:t>15-Jul-2026 13:05</w:t>
             </w:r>
           </w:p>
         </w:tc>
@@ -619,13 +619,9 @@
     <w:p>
       <w:r>
         <w:br/>
-        <w:t>Routine inspection was conducted on</w:t>
+        <w:t>Preventive inspection performed before</w:t>
         <w:br/>
-        <w:t>Feed Pump to evaluate its</w:t>
-        <w:br/>
-        <w:t>operating condition and identify any</w:t>
-        <w:br/>
-        <w:t>abnormalities.</w:t>
+        <w:t>scheduled maintenance shutdown.</w:t>
         <w:br/>
       </w:r>
     </w:p>
@@ -640,20 +636,17 @@
     <w:p>
       <w:r>
         <w:br/>
-        <w:t>Inspection completed successfully.</w:t>
+        <w:t>Minor abnormalities detected.</w:t>
         <w:br/>
         <w:br/>
-        <w:t>Failure Category :</w:t>
+        <w:t>Priority :</w:t>
         <w:br/>
-        <w:t>Instrumentation</w:t>
+        <w:t>Low</w:t>
         <w:br/>
         <w:br/>
-        <w:t>Severity :</w:t>
+        <w:t>Downtime :</w:t>
         <w:br/>
-        <w:t>High</w:t>
-        <w:br/>
-        <w:br/>
-        <w:t>Equipment condition appears satisfactory.</w:t>
+        <w:t>2 Hours</w:t>
         <w:br/>
       </w:r>
     </w:p>
@@ -668,10 +661,10 @@
     <w:p>
       <w:r>
         <w:br/>
-        <w:t>Observed condition:</w:t>
+        <w:t>Inspection identified:</w:t>
         <w:br/>
         <w:br/>
-        <w:t>Emergency drill</w:t>
+        <w:t>Scheduled</w:t>
         <w:br/>
       </w:r>
     </w:p>
@@ -685,7 +678,7 @@
     </w:p>
     <w:p>
       <w:r>
-        <w:t>Risk Level : Low</w:t>
+        <w:t>Risk Level : Medium</w:t>
       </w:r>
     </w:p>
     <w:p>
@@ -698,7 +691,7 @@
     </w:p>
     <w:p>
       <w:r>
-        <w:t>Recommend OEM inspection during annual shutdown.</w:t>
+        <w:t>Operator advised to monitor pressure readings for 48 hours.</w:t>
       </w:r>
     </w:p>
     <w:p>
@@ -711,7 +704,7 @@
     </w:p>
     <w:p>
       <w:r>
-        <w:t>LOTO procedure was followed throughout maintenance.</w:t>
+        <w:t>Equipment was electrically isolated before repair.</w:t>
       </w:r>
     </w:p>
     <w:p>
@@ -724,7 +717,7 @@
     </w:p>
     <w:p>
       <w:r>
-        <w:t>Bearing Puller</w:t>
+        <w:t>Grease Gun</w:t>
       </w:r>
     </w:p>
     <w:p>
@@ -732,7 +725,7 @@
         <w:pStyle w:val="Heading1"/>
       </w:pPr>
       <w:r>
-        <w:t>Maintenance Summary</w:t>
+        <w:t>Inspection Summary</w:t>
       </w:r>
     </w:p>
     <w:tbl>
@@ -1242,7 +1235,20 @@
         <w:pStyle w:val="Heading1"/>
       </w:pPr>
       <w:r>
-        <w:t>Maintenance Checklist</w:t>
+        <w:t>Root Cause</w:t>
+      </w:r>
+    </w:p>
+    <w:p>
+      <w:r>
+        <w:t>Scheduled</w:t>
+      </w:r>
+    </w:p>
+    <w:p>
+      <w:pPr>
+        <w:pStyle w:val="Heading1"/>
+      </w:pPr>
+      <w:r>
+        <w:t>Inspection Checklist</w:t>
       </w:r>
     </w:p>
     <w:p>
@@ -1291,7 +1297,7 @@
     </w:p>
     <w:p>
       <w:r>
-        <w:t>Continue weekly inspection.</w:t>
+        <w:t>Replace similar components during annual shutdown.</w:t>
       </w:r>
     </w:p>
     <w:p/>
